--- a/docs/files/Travel_Policy_Implementation_Guidelines__Policy_2026-02.docx
+++ b/docs/files/Travel_Policy_Implementation_Guidelines__Policy_2026-02.docx
@@ -2,35 +2,55 @@
 <file path=word/document.xml><?xml version="1.0" encoding="utf-8"?>
 <w:document xmlns:wpc="http://schemas.microsoft.com/office/word/2010/wordprocessingCanvas" xmlns:mo="http://schemas.microsoft.com/office/mac/office/2008/main" xmlns:mc="http://schemas.openxmlformats.org/markup-compatibility/2006" xmlns:mv="urn:schemas-microsoft-com:mac:vml" xmlns:o="urn:schemas-microsoft-com:office:office" xmlns:r="http://schemas.openxmlformats.org/officeDocument/2006/relationships" xmlns:m="http://schemas.openxmlformats.org/officeDocument/2006/math" xmlns:v="urn:schemas-microsoft-com:vml" xmlns:wp14="http://schemas.microsoft.com/office/word/2010/wordprocessingDrawing" xmlns:wp="http://schemas.openxmlformats.org/drawingml/2006/wordprocessingDrawing" xmlns:w10="urn:schemas-microsoft-com:office:word" xmlns:w="http://schemas.openxmlformats.org/wordprocessingml/2006/main" xmlns:w14="http://schemas.microsoft.com/office/word/2010/wordml" xmlns:wpg="http://schemas.microsoft.com/office/word/2010/wordprocessingGroup" xmlns:wpi="http://schemas.microsoft.com/office/word/2010/wordprocessingInk" xmlns:wne="http://schemas.microsoft.com/office/word/2006/wordml" xmlns:wps="http://schemas.microsoft.com/office/word/2010/wordprocessingShape" mc:Ignorable="w14 wp14">
   <w:body>
-    <w:p/>
-    <w:p/>
-    <w:p/>
     <w:p>
+      <w:pPr>
+        <w:spacing w:before="0" w:after="0"/>
+        <w:jc w:val="center"/>
+      </w:pPr>
       <w:r>
-        <w:rPr>
-          <w:rFonts w:ascii="Avenir Next LT Pro" w:hAnsi="Avenir Next LT Pro"/>
-          <w:b/>
-          <w:color w:val="1C4076"/>
-          <w:sz w:val="60"/>
-        </w:rPr>
-        <w:t>Travel Policy Implementation Guidelines</w:t>
+        <w:drawing>
+          <wp:inline xmlns:a="http://schemas.openxmlformats.org/drawingml/2006/main" xmlns:pic="http://schemas.openxmlformats.org/drawingml/2006/picture">
+            <wp:extent cx="7560000" cy="10690955"/>
+            <wp:docPr id="1" name="Picture 1"/>
+            <wp:cNvGraphicFramePr>
+              <a:graphicFrameLocks noChangeAspect="1"/>
+            </wp:cNvGraphicFramePr>
+            <a:graphic>
+              <a:graphicData uri="http://schemas.openxmlformats.org/drawingml/2006/picture">
+                <pic:pic>
+                  <pic:nvPicPr>
+                    <pic:cNvPr id="0" name="tmpf2vk006d.png"/>
+                    <pic:cNvPicPr/>
+                  </pic:nvPicPr>
+                  <pic:blipFill>
+                    <a:blip r:embed="rId9"/>
+                    <a:stretch>
+                      <a:fillRect/>
+                    </a:stretch>
+                  </pic:blipFill>
+                  <pic:spPr>
+                    <a:xfrm>
+                      <a:off x="0" y="0"/>
+                      <a:ext cx="7560000" cy="10690955"/>
+                    </a:xfrm>
+                    <a:prstGeom prst="rect"/>
+                  </pic:spPr>
+                </pic:pic>
+              </a:graphicData>
+            </a:graphic>
+          </wp:inline>
+        </w:drawing>
       </w:r>
     </w:p>
     <w:p>
-      <w:r>
-        <w:rPr>
-          <w:rFonts w:ascii="Avenir Next LT Pro" w:hAnsi="Avenir Next LT Pro"/>
-          <w:b/>
-          <w:color w:val="6B87A4"/>
-          <w:sz w:val="40"/>
-        </w:rPr>
-        <w:t>2026</w:t>
-      </w:r>
-    </w:p>
-    <w:p>
-      <w:r>
-        <w:br w:type="page"/>
-      </w:r>
+      <w:pPr>
+        <w:sectPr>
+          <w:pgSz w:w="11906" w:h="16838"/>
+          <w:pgMar w:top="0" w:right="0" w:bottom="0" w:left="0" w:header="0" w:footer="0" w:gutter="0"/>
+          <w:cols w:space="720"/>
+          <w:docGrid w:linePitch="360"/>
+        </w:sectPr>
+      </w:pPr>
     </w:p>
     <w:p>
       <w:pPr>
@@ -1553,13 +1573,13 @@
         <w:tblLook w:firstColumn="1" w:firstRow="1" w:lastColumn="0" w:lastRow="0" w:noHBand="0" w:noVBand="1" w:val="04A0"/>
       </w:tblPr>
       <w:tblGrid>
-        <w:gridCol w:w="4320"/>
-        <w:gridCol w:w="4320"/>
+        <w:gridCol w:w="5103"/>
+        <w:gridCol w:w="5103"/>
       </w:tblGrid>
       <w:tr>
         <w:tc>
           <w:tcPr>
-            <w:tcW w:type="dxa" w:w="4320"/>
+            <w:tcW w:type="dxa" w:w="5103"/>
             <w:shd w:val="clear" w:fill="1C4076"/>
           </w:tcPr>
           <w:p>
@@ -1576,7 +1596,7 @@
         </w:tc>
         <w:tc>
           <w:tcPr>
-            <w:tcW w:type="dxa" w:w="4320"/>
+            <w:tcW w:type="dxa" w:w="5103"/>
             <w:shd w:val="clear" w:fill="1C4076"/>
           </w:tcPr>
           <w:p>
@@ -1595,7 +1615,7 @@
       <w:tr>
         <w:tc>
           <w:tcPr>
-            <w:tcW w:type="dxa" w:w="4320"/>
+            <w:tcW w:type="dxa" w:w="5103"/>
           </w:tcPr>
           <w:p>
             <w:r>
@@ -1640,7 +1660,7 @@
         </w:tc>
         <w:tc>
           <w:tcPr>
-            <w:tcW w:type="dxa" w:w="4320"/>
+            <w:tcW w:type="dxa" w:w="5103"/>
           </w:tcPr>
           <w:p>
             <w:r>
@@ -1686,10 +1706,10 @@
       </w:tr>
     </w:tbl>
     <w:sectPr>
-      <w:headerReference w:type="default" r:id="rId9"/>
-      <w:footerReference w:type="default" r:id="rId10"/>
-      <w:pgSz w:w="12240" w:h="15840"/>
-      <w:pgMar w:top="1440" w:right="1800" w:bottom="1440" w:left="1800" w:header="720" w:footer="720" w:gutter="0"/>
+      <w:headerReference w:type="default" r:id="rId10"/>
+      <w:footerReference w:type="default" r:id="rId11"/>
+      <w:pgSz w:w="11906" w:h="16838"/>
+      <w:pgMar w:top="1114" w:right="850" w:bottom="1134" w:left="850" w:header="360" w:footer="400" w:gutter="0"/>
       <w:cols w:space="720"/>
       <w:docGrid w:linePitch="360"/>
     </w:sectPr>
@@ -1703,6 +1723,9 @@
     <w:pPr>
       <w:pStyle w:val="Footer"/>
       <w:jc w:val="center"/>
+      <w:pBdr>
+        <w:top w:val="single" w:sz="4" w:space="6" w:color="C3E4EF"/>
+      </w:pBdr>
     </w:pPr>
     <w:r>
       <w:rPr>
@@ -1722,15 +1745,66 @@
   <w:p>
     <w:pPr>
       <w:pStyle w:val="Header"/>
-    </w:pPr>
+      <w:tabs>
+        <w:tab w:pos="9525" w:val="right"/>
+      </w:tabs>
+      <w:jc w:val="left"/>
+    </w:pPr>
+    <w:r>
+      <w:rPr>
+        <w:rFonts w:ascii="Avenir Next LT Pro" w:hAnsi="Avenir Next LT Pro"/>
+        <w:b/>
+        <w:color w:val="1C4076"/>
+        <w:sz w:val="16"/>
+      </w:rPr>
+      <w:t>BioMar Group</w:t>
+    </w:r>
+    <w:r>
+      <w:br/>
+    </w:r>
     <w:r>
       <w:rPr>
         <w:rFonts w:ascii="Avenir Next LT Pro" w:hAnsi="Avenir Next LT Pro"/>
         <w:b w:val="0"/>
-        <w:color w:val="6B87A4"/>
+        <w:color w:val="1C4076"/>
         <w:sz w:val="16"/>
       </w:rPr>
-      <w:t>BioMar Group   ·   Travel Policy Implementation Guidelines</w:t>
+      <w:t>Travel Policy Implementation Guidelines</w:t>
+    </w:r>
+    <w:r>
+      <w:tab/>
+      <w:drawing>
+        <wp:inline xmlns:a="http://schemas.openxmlformats.org/drawingml/2006/main" xmlns:pic="http://schemas.openxmlformats.org/drawingml/2006/picture">
+          <wp:extent cx="469475" cy="450000"/>
+          <wp:docPr id="1" name="Picture 1"/>
+          <wp:cNvGraphicFramePr>
+            <a:graphicFrameLocks noChangeAspect="1"/>
+          </wp:cNvGraphicFramePr>
+          <a:graphic>
+            <a:graphicData uri="http://schemas.openxmlformats.org/drawingml/2006/picture">
+              <pic:pic>
+                <pic:nvPicPr>
+                  <pic:cNvPr id="0" name="logo.png"/>
+                  <pic:cNvPicPr/>
+                </pic:nvPicPr>
+                <pic:blipFill>
+                  <a:blip r:embed="rId1"/>
+                  <a:stretch>
+                    <a:fillRect/>
+                  </a:stretch>
+                </pic:blipFill>
+                <pic:spPr>
+                  <a:xfrm>
+                    <a:off x="0" y="0"/>
+                    <a:ext cx="469475" cy="450000"/>
+                  </a:xfrm>
+                  <a:prstGeom prst="rect"/>
+                </pic:spPr>
+              </pic:pic>
+            </a:graphicData>
+          </a:graphic>
+        </wp:inline>
+      </w:drawing>
     </w:r>
   </w:p>
 </w:hdr>

--- a/docs/files/Travel_Policy_Implementation_Guidelines__Policy_2026-02.docx
+++ b/docs/files/Travel_Policy_Implementation_Guidelines__Policy_2026-02.docx
@@ -19,7 +19,7 @@
               <a:graphicData uri="http://schemas.openxmlformats.org/drawingml/2006/picture">
                 <pic:pic>
                   <pic:nvPicPr>
-                    <pic:cNvPr id="0" name="tmpf2vk006d.png"/>
+                    <pic:cNvPr id="0" name="tmpiql3c98s.png"/>
                     <pic:cNvPicPr/>
                   </pic:nvPicPr>
                   <pic:blipFill>
@@ -1709,7 +1709,7 @@
       <w:headerReference w:type="default" r:id="rId10"/>
       <w:footerReference w:type="default" r:id="rId11"/>
       <w:pgSz w:w="11906" w:h="16838"/>
-      <w:pgMar w:top="1114" w:right="850" w:bottom="1134" w:left="850" w:header="360" w:footer="400" w:gutter="0"/>
+      <w:pgMar w:top="2920" w:right="850" w:bottom="1134" w:left="850" w:header="680" w:footer="400" w:gutter="0"/>
       <w:cols w:space="720"/>
       <w:docGrid w:linePitch="360"/>
     </w:sectPr>
@@ -1731,8 +1731,8 @@
       <w:rPr>
         <w:rFonts w:ascii="Avenir Next LT Pro" w:hAnsi="Avenir Next LT Pro"/>
         <w:b w:val="0"/>
-        <w:color w:val="6B87A4"/>
-        <w:sz w:val="15"/>
+        <w:color w:val="1C4076"/>
+        <w:sz w:val="16"/>
       </w:rPr>
       <w:t>BioMar Group A/S · Kalkværksvej 16, 15. · 8000 Aarhus C · Denmark · Tel +45 86 20 49 70 · www.biomar.com</w:t>
     </w:r>
@@ -1745,15 +1745,13 @@
   <w:p>
     <w:pPr>
       <w:pStyle w:val="Header"/>
-      <w:tabs>
-        <w:tab w:pos="9525" w:val="right"/>
-      </w:tabs>
+      <w:spacing w:after="0"/>
       <w:jc w:val="left"/>
     </w:pPr>
     <w:r>
       <w:rPr>
         <w:rFonts w:ascii="Avenir Next LT Pro" w:hAnsi="Avenir Next LT Pro"/>
-        <w:b/>
+        <w:b w:val="0"/>
         <w:color w:val="1C4076"/>
         <w:sz w:val="16"/>
       </w:rPr>
@@ -1772,14 +1770,18 @@
       <w:t>Travel Policy Implementation Guidelines</w:t>
     </w:r>
     <w:r>
-      <w:tab/>
       <w:drawing>
-        <wp:inline xmlns:a="http://schemas.openxmlformats.org/drawingml/2006/main" xmlns:pic="http://schemas.openxmlformats.org/drawingml/2006/picture">
-          <wp:extent cx="469475" cy="450000"/>
-          <wp:docPr id="1" name="Picture 1"/>
-          <wp:cNvGraphicFramePr>
-            <a:graphicFrameLocks noChangeAspect="1"/>
-          </wp:cNvGraphicFramePr>
+        <wp:anchor xmlns:a="http://schemas.openxmlformats.org/drawingml/2006/main" xmlns:pic="http://schemas.openxmlformats.org/drawingml/2006/picture" behindDoc="0" distT="0" distB="0" distL="0" distR="0" simplePos="0" locked="0" layoutInCell="1" allowOverlap="1" relativeHeight="2">
+          <wp:simplePos x="0" y="0"/>
+          <wp:positionH relativeFrom="page">
+            <wp:posOffset>5621985</wp:posOffset>
+          </wp:positionH>
+          <wp:positionV relativeFrom="page">
+            <wp:posOffset>212090</wp:posOffset>
+          </wp:positionV>
+          <wp:extent cx="1727200" cy="1654810"/>
+          <wp:wrapNone/>
+          <wp:docPr id="201" name="BioMar logo"/>
           <a:graphic>
             <a:graphicData uri="http://schemas.openxmlformats.org/drawingml/2006/picture">
               <pic:pic>
@@ -1796,14 +1798,14 @@
                 <pic:spPr>
                   <a:xfrm>
                     <a:off x="0" y="0"/>
-                    <a:ext cx="469475" cy="450000"/>
+                    <a:ext cx="1727200" cy="1654810"/>
                   </a:xfrm>
                   <a:prstGeom prst="rect"/>
                 </pic:spPr>
               </pic:pic>
             </a:graphicData>
           </a:graphic>
-        </wp:inline>
+        </wp:anchor>
       </w:drawing>
     </w:r>
   </w:p>

--- a/docs/files/Travel_Policy_Implementation_Guidelines__Policy_2026-02.docx
+++ b/docs/files/Travel_Policy_Implementation_Guidelines__Policy_2026-02.docx
@@ -19,7 +19,7 @@
               <a:graphicData uri="http://schemas.openxmlformats.org/drawingml/2006/picture">
                 <pic:pic>
                   <pic:nvPicPr>
-                    <pic:cNvPr id="0" name="tmpiql3c98s.png"/>
+                    <pic:cNvPr id="0" name="tmpr96sjuap.png"/>
                     <pic:cNvPicPr/>
                   </pic:nvPicPr>
                   <pic:blipFill>

--- a/docs/files/Travel_Policy_Implementation_Guidelines__Policy_2026-02.docx
+++ b/docs/files/Travel_Policy_Implementation_Guidelines__Policy_2026-02.docx
@@ -19,7 +19,7 @@
               <a:graphicData uri="http://schemas.openxmlformats.org/drawingml/2006/picture">
                 <pic:pic>
                   <pic:nvPicPr>
-                    <pic:cNvPr id="0" name="tmpr96sjuap.png"/>
+                    <pic:cNvPr id="0" name="tmpl3oucbrn.png"/>
                     <pic:cNvPicPr/>
                   </pic:nvPicPr>
                   <pic:blipFill>

--- a/docs/files/Travel_Policy_Implementation_Guidelines__Policy_2026-02.docx
+++ b/docs/files/Travel_Policy_Implementation_Guidelines__Policy_2026-02.docx
@@ -19,7 +19,7 @@
               <a:graphicData uri="http://schemas.openxmlformats.org/drawingml/2006/picture">
                 <pic:pic>
                   <pic:nvPicPr>
-                    <pic:cNvPr id="0" name="tmpl3oucbrn.png"/>
+                    <pic:cNvPr id="0" name="tmpsuz2_tjv.png"/>
                     <pic:cNvPicPr/>
                   </pic:nvPicPr>
                   <pic:blipFill>
@@ -61,6 +61,7 @@
         <w:rPr>
           <w:rFonts w:ascii="Avenir Next LT Pro" w:hAnsi="Avenir Next LT Pro"/>
           <w:b/>
+          <w:i w:val="0"/>
           <w:color w:val="1C4076"/>
           <w:sz w:val="24"/>
         </w:rPr>
@@ -76,6 +77,7 @@
         <w:rPr>
           <w:rFonts w:ascii="Avenir Next LT Pro" w:hAnsi="Avenir Next LT Pro"/>
           <w:b w:val="0"/>
+          <w:i w:val="0"/>
           <w:color w:val="1C4076"/>
           <w:sz w:val="22"/>
         </w:rPr>
@@ -91,6 +93,7 @@
         <w:rPr>
           <w:rFonts w:ascii="Avenir Next LT Pro" w:hAnsi="Avenir Next LT Pro"/>
           <w:b w:val="0"/>
+          <w:i w:val="0"/>
           <w:color w:val="1C4076"/>
           <w:sz w:val="22"/>
         </w:rPr>
@@ -106,6 +109,7 @@
         <w:rPr>
           <w:rFonts w:ascii="Avenir Next LT Pro" w:hAnsi="Avenir Next LT Pro"/>
           <w:b w:val="0"/>
+          <w:i w:val="0"/>
           <w:color w:val="1C4076"/>
           <w:sz w:val="22"/>
         </w:rPr>
@@ -121,6 +125,7 @@
         <w:rPr>
           <w:rFonts w:ascii="Avenir Next LT Pro" w:hAnsi="Avenir Next LT Pro"/>
           <w:b/>
+          <w:i w:val="0"/>
           <w:color w:val="1C4076"/>
           <w:sz w:val="28"/>
         </w:rPr>
@@ -136,6 +141,7 @@
         <w:rPr>
           <w:rFonts w:ascii="Avenir Next LT Pro" w:hAnsi="Avenir Next LT Pro"/>
           <w:b w:val="0"/>
+          <w:i w:val="0"/>
           <w:color w:val="1C4076"/>
           <w:sz w:val="22"/>
         </w:rPr>
@@ -151,6 +157,7 @@
         <w:rPr>
           <w:rFonts w:ascii="Avenir Next LT Pro" w:hAnsi="Avenir Next LT Pro"/>
           <w:b w:val="0"/>
+          <w:i w:val="0"/>
           <w:color w:val="1C4076"/>
           <w:sz w:val="22"/>
         </w:rPr>
@@ -166,6 +173,7 @@
         <w:rPr>
           <w:rFonts w:ascii="Avenir Next LT Pro" w:hAnsi="Avenir Next LT Pro"/>
           <w:b w:val="0"/>
+          <w:i w:val="0"/>
           <w:color w:val="1C4076"/>
           <w:sz w:val="22"/>
         </w:rPr>
@@ -181,6 +189,7 @@
         <w:rPr>
           <w:rFonts w:ascii="Avenir Next LT Pro" w:hAnsi="Avenir Next LT Pro"/>
           <w:b w:val="0"/>
+          <w:i w:val="0"/>
           <w:color w:val="1C4076"/>
           <w:sz w:val="22"/>
         </w:rPr>
@@ -196,6 +205,7 @@
         <w:rPr>
           <w:rFonts w:ascii="Avenir Next LT Pro" w:hAnsi="Avenir Next LT Pro"/>
           <w:b w:val="0"/>
+          <w:i w:val="0"/>
           <w:color w:val="1C4076"/>
           <w:sz w:val="22"/>
         </w:rPr>
@@ -211,6 +221,7 @@
         <w:rPr>
           <w:rFonts w:ascii="Avenir Next LT Pro" w:hAnsi="Avenir Next LT Pro"/>
           <w:b w:val="0"/>
+          <w:i w:val="0"/>
           <w:color w:val="1C4076"/>
           <w:sz w:val="22"/>
         </w:rPr>
@@ -226,6 +237,7 @@
         <w:rPr>
           <w:rFonts w:ascii="Avenir Next LT Pro" w:hAnsi="Avenir Next LT Pro"/>
           <w:b w:val="0"/>
+          <w:i w:val="0"/>
           <w:color w:val="1C4076"/>
           <w:sz w:val="22"/>
         </w:rPr>
@@ -241,6 +253,7 @@
         <w:rPr>
           <w:rFonts w:ascii="Avenir Next LT Pro" w:hAnsi="Avenir Next LT Pro"/>
           <w:b w:val="0"/>
+          <w:i w:val="0"/>
           <w:color w:val="1C4076"/>
           <w:sz w:val="22"/>
         </w:rPr>
@@ -256,6 +269,7 @@
         <w:rPr>
           <w:rFonts w:ascii="Avenir Next LT Pro" w:hAnsi="Avenir Next LT Pro"/>
           <w:b/>
+          <w:i w:val="0"/>
           <w:color w:val="1C4076"/>
           <w:sz w:val="28"/>
         </w:rPr>
@@ -271,6 +285,7 @@
         <w:rPr>
           <w:rFonts w:ascii="Avenir Next LT Pro" w:hAnsi="Avenir Next LT Pro"/>
           <w:b w:val="0"/>
+          <w:i w:val="0"/>
           <w:color w:val="1C4076"/>
           <w:sz w:val="22"/>
         </w:rPr>
@@ -286,6 +301,7 @@
         <w:rPr>
           <w:rFonts w:ascii="Avenir Next LT Pro" w:hAnsi="Avenir Next LT Pro"/>
           <w:b w:val="0"/>
+          <w:i w:val="0"/>
           <w:color w:val="1C4076"/>
           <w:sz w:val="22"/>
         </w:rPr>
@@ -301,6 +317,7 @@
         <w:rPr>
           <w:rFonts w:ascii="Avenir Next LT Pro" w:hAnsi="Avenir Next LT Pro"/>
           <w:b w:val="0"/>
+          <w:i w:val="0"/>
           <w:color w:val="1C4076"/>
           <w:sz w:val="22"/>
         </w:rPr>
@@ -316,6 +333,7 @@
         <w:rPr>
           <w:rFonts w:ascii="Avenir Next LT Pro" w:hAnsi="Avenir Next LT Pro"/>
           <w:b w:val="0"/>
+          <w:i w:val="0"/>
           <w:color w:val="1C4076"/>
           <w:sz w:val="22"/>
         </w:rPr>
@@ -331,6 +349,7 @@
         <w:rPr>
           <w:rFonts w:ascii="Avenir Next LT Pro" w:hAnsi="Avenir Next LT Pro"/>
           <w:b w:val="0"/>
+          <w:i w:val="0"/>
           <w:color w:val="1C4076"/>
           <w:sz w:val="22"/>
         </w:rPr>
@@ -346,6 +365,7 @@
         <w:rPr>
           <w:rFonts w:ascii="Avenir Next LT Pro" w:hAnsi="Avenir Next LT Pro"/>
           <w:b w:val="0"/>
+          <w:i w:val="0"/>
           <w:color w:val="1C4076"/>
           <w:sz w:val="22"/>
         </w:rPr>
@@ -361,6 +381,7 @@
         <w:rPr>
           <w:rFonts w:ascii="Avenir Next LT Pro" w:hAnsi="Avenir Next LT Pro"/>
           <w:b/>
+          <w:i w:val="0"/>
           <w:color w:val="1C4076"/>
           <w:sz w:val="28"/>
         </w:rPr>
@@ -376,6 +397,7 @@
         <w:rPr>
           <w:rFonts w:ascii="Avenir Next LT Pro" w:hAnsi="Avenir Next LT Pro"/>
           <w:b w:val="0"/>
+          <w:i w:val="0"/>
           <w:color w:val="1C4076"/>
           <w:sz w:val="22"/>
         </w:rPr>
@@ -391,6 +413,7 @@
         <w:rPr>
           <w:rFonts w:ascii="Avenir Next LT Pro" w:hAnsi="Avenir Next LT Pro"/>
           <w:b w:val="0"/>
+          <w:i w:val="0"/>
           <w:color w:val="1C4076"/>
           <w:sz w:val="22"/>
         </w:rPr>
@@ -406,6 +429,7 @@
         <w:rPr>
           <w:rFonts w:ascii="Avenir Next LT Pro" w:hAnsi="Avenir Next LT Pro"/>
           <w:b w:val="0"/>
+          <w:i w:val="0"/>
           <w:color w:val="1C4076"/>
           <w:sz w:val="22"/>
         </w:rPr>
@@ -421,6 +445,7 @@
         <w:rPr>
           <w:rFonts w:ascii="Avenir Next LT Pro" w:hAnsi="Avenir Next LT Pro"/>
           <w:b w:val="0"/>
+          <w:i w:val="0"/>
           <w:color w:val="1C4076"/>
           <w:sz w:val="22"/>
         </w:rPr>
@@ -436,6 +461,7 @@
         <w:rPr>
           <w:rFonts w:ascii="Avenir Next LT Pro" w:hAnsi="Avenir Next LT Pro"/>
           <w:b/>
+          <w:i w:val="0"/>
           <w:color w:val="1C4076"/>
           <w:sz w:val="28"/>
         </w:rPr>
@@ -451,6 +477,7 @@
         <w:rPr>
           <w:rFonts w:ascii="Avenir Next LT Pro" w:hAnsi="Avenir Next LT Pro"/>
           <w:b w:val="0"/>
+          <w:i w:val="0"/>
           <w:color w:val="1C4076"/>
           <w:sz w:val="22"/>
         </w:rPr>
@@ -466,6 +493,7 @@
         <w:rPr>
           <w:rFonts w:ascii="Avenir Next LT Pro" w:hAnsi="Avenir Next LT Pro"/>
           <w:b w:val="0"/>
+          <w:i w:val="0"/>
           <w:color w:val="1C4076"/>
           <w:sz w:val="22"/>
         </w:rPr>
@@ -481,6 +509,7 @@
         <w:rPr>
           <w:rFonts w:ascii="Avenir Next LT Pro" w:hAnsi="Avenir Next LT Pro"/>
           <w:b w:val="0"/>
+          <w:i w:val="0"/>
           <w:color w:val="1C4076"/>
           <w:sz w:val="22"/>
         </w:rPr>
@@ -496,6 +525,7 @@
         <w:rPr>
           <w:rFonts w:ascii="Avenir Next LT Pro" w:hAnsi="Avenir Next LT Pro"/>
           <w:b/>
+          <w:i w:val="0"/>
           <w:color w:val="1C4076"/>
           <w:sz w:val="24"/>
         </w:rPr>
@@ -511,6 +541,7 @@
         <w:rPr>
           <w:rFonts w:ascii="Avenir Next LT Pro" w:hAnsi="Avenir Next LT Pro"/>
           <w:b w:val="0"/>
+          <w:i w:val="0"/>
           <w:color w:val="1C4076"/>
           <w:sz w:val="22"/>
         </w:rPr>
@@ -526,6 +557,7 @@
         <w:rPr>
           <w:rFonts w:ascii="Avenir Next LT Pro" w:hAnsi="Avenir Next LT Pro"/>
           <w:b w:val="0"/>
+          <w:i w:val="0"/>
           <w:color w:val="1C4076"/>
           <w:sz w:val="22"/>
         </w:rPr>
@@ -541,6 +573,7 @@
         <w:rPr>
           <w:rFonts w:ascii="Avenir Next LT Pro" w:hAnsi="Avenir Next LT Pro"/>
           <w:b w:val="0"/>
+          <w:i w:val="0"/>
           <w:color w:val="1C4076"/>
           <w:sz w:val="22"/>
         </w:rPr>
@@ -556,6 +589,7 @@
         <w:rPr>
           <w:rFonts w:ascii="Avenir Next LT Pro" w:hAnsi="Avenir Next LT Pro"/>
           <w:b w:val="0"/>
+          <w:i w:val="0"/>
           <w:color w:val="1C4076"/>
           <w:sz w:val="22"/>
         </w:rPr>
@@ -571,6 +605,7 @@
         <w:rPr>
           <w:rFonts w:ascii="Avenir Next LT Pro" w:hAnsi="Avenir Next LT Pro"/>
           <w:b/>
+          <w:i w:val="0"/>
           <w:color w:val="1C4076"/>
           <w:sz w:val="22"/>
         </w:rPr>
@@ -580,6 +615,7 @@
         <w:rPr>
           <w:rFonts w:ascii="Avenir Next LT Pro" w:hAnsi="Avenir Next LT Pro"/>
           <w:b w:val="0"/>
+          <w:i w:val="0"/>
           <w:color w:val="1C4076"/>
           <w:sz w:val="22"/>
         </w:rPr>
@@ -595,6 +631,7 @@
         <w:rPr>
           <w:rFonts w:ascii="Avenir Next LT Pro" w:hAnsi="Avenir Next LT Pro"/>
           <w:b w:val="0"/>
+          <w:i w:val="0"/>
           <w:color w:val="1C4076"/>
           <w:sz w:val="22"/>
         </w:rPr>
@@ -610,6 +647,7 @@
         <w:rPr>
           <w:rFonts w:ascii="Avenir Next LT Pro" w:hAnsi="Avenir Next LT Pro"/>
           <w:b w:val="0"/>
+          <w:i w:val="0"/>
           <w:color w:val="1C4076"/>
           <w:sz w:val="22"/>
         </w:rPr>
@@ -625,6 +663,7 @@
         <w:rPr>
           <w:rFonts w:ascii="Avenir Next LT Pro" w:hAnsi="Avenir Next LT Pro"/>
           <w:b/>
+          <w:i w:val="0"/>
           <w:color w:val="1C4076"/>
           <w:sz w:val="22"/>
         </w:rPr>
@@ -634,6 +673,7 @@
         <w:rPr>
           <w:rFonts w:ascii="Avenir Next LT Pro" w:hAnsi="Avenir Next LT Pro"/>
           <w:b w:val="0"/>
+          <w:i w:val="0"/>
           <w:color w:val="1C4076"/>
           <w:sz w:val="22"/>
         </w:rPr>
@@ -649,6 +689,7 @@
         <w:rPr>
           <w:rFonts w:ascii="Avenir Next LT Pro" w:hAnsi="Avenir Next LT Pro"/>
           <w:b w:val="0"/>
+          <w:i w:val="0"/>
           <w:color w:val="1C4076"/>
           <w:sz w:val="22"/>
         </w:rPr>
@@ -664,6 +705,7 @@
         <w:rPr>
           <w:rFonts w:ascii="Avenir Next LT Pro" w:hAnsi="Avenir Next LT Pro"/>
           <w:b w:val="0"/>
+          <w:i w:val="0"/>
           <w:color w:val="1C4076"/>
           <w:sz w:val="22"/>
         </w:rPr>
@@ -679,6 +721,7 @@
         <w:rPr>
           <w:rFonts w:ascii="Avenir Next LT Pro" w:hAnsi="Avenir Next LT Pro"/>
           <w:b w:val="0"/>
+          <w:i w:val="0"/>
           <w:color w:val="1C4076"/>
           <w:sz w:val="22"/>
         </w:rPr>
@@ -694,6 +737,7 @@
         <w:rPr>
           <w:rFonts w:ascii="Avenir Next LT Pro" w:hAnsi="Avenir Next LT Pro"/>
           <w:b/>
+          <w:i w:val="0"/>
           <w:color w:val="1C4076"/>
           <w:sz w:val="28"/>
         </w:rPr>
@@ -709,6 +753,7 @@
         <w:rPr>
           <w:rFonts w:ascii="Avenir Next LT Pro" w:hAnsi="Avenir Next LT Pro"/>
           <w:b w:val="0"/>
+          <w:i w:val="0"/>
           <w:color w:val="1C4076"/>
           <w:sz w:val="22"/>
         </w:rPr>
@@ -724,6 +769,7 @@
         <w:rPr>
           <w:rFonts w:ascii="Avenir Next LT Pro" w:hAnsi="Avenir Next LT Pro"/>
           <w:b w:val="0"/>
+          <w:i w:val="0"/>
           <w:color w:val="1C4076"/>
           <w:sz w:val="22"/>
         </w:rPr>
@@ -739,6 +785,7 @@
         <w:rPr>
           <w:rFonts w:ascii="Avenir Next LT Pro" w:hAnsi="Avenir Next LT Pro"/>
           <w:b w:val="0"/>
+          <w:i w:val="0"/>
           <w:color w:val="1C4076"/>
           <w:sz w:val="22"/>
         </w:rPr>
@@ -754,6 +801,7 @@
         <w:rPr>
           <w:rFonts w:ascii="Avenir Next LT Pro" w:hAnsi="Avenir Next LT Pro"/>
           <w:b w:val="0"/>
+          <w:i w:val="0"/>
           <w:color w:val="1C4076"/>
           <w:sz w:val="22"/>
         </w:rPr>
@@ -769,6 +817,7 @@
         <w:rPr>
           <w:rFonts w:ascii="Avenir Next LT Pro" w:hAnsi="Avenir Next LT Pro"/>
           <w:b w:val="0"/>
+          <w:i w:val="0"/>
           <w:color w:val="1C4076"/>
           <w:sz w:val="22"/>
         </w:rPr>
@@ -784,6 +833,7 @@
         <w:rPr>
           <w:rFonts w:ascii="Avenir Next LT Pro" w:hAnsi="Avenir Next LT Pro"/>
           <w:b/>
+          <w:i w:val="0"/>
           <w:color w:val="1C4076"/>
           <w:sz w:val="22"/>
         </w:rPr>
@@ -793,6 +843,7 @@
         <w:rPr>
           <w:rFonts w:ascii="Avenir Next LT Pro" w:hAnsi="Avenir Next LT Pro"/>
           <w:b w:val="0"/>
+          <w:i w:val="0"/>
           <w:color w:val="1C4076"/>
           <w:sz w:val="22"/>
         </w:rPr>
@@ -808,6 +859,7 @@
         <w:rPr>
           <w:rFonts w:ascii="Avenir Next LT Pro" w:hAnsi="Avenir Next LT Pro"/>
           <w:b w:val="0"/>
+          <w:i w:val="0"/>
           <w:color w:val="1C4076"/>
           <w:sz w:val="22"/>
         </w:rPr>
@@ -823,6 +875,7 @@
         <w:rPr>
           <w:rFonts w:ascii="Avenir Next LT Pro" w:hAnsi="Avenir Next LT Pro"/>
           <w:b w:val="0"/>
+          <w:i w:val="0"/>
           <w:color w:val="1C4076"/>
           <w:sz w:val="22"/>
         </w:rPr>
@@ -838,6 +891,7 @@
         <w:rPr>
           <w:rFonts w:ascii="Avenir Next LT Pro" w:hAnsi="Avenir Next LT Pro"/>
           <w:b/>
+          <w:i w:val="0"/>
           <w:color w:val="1C4076"/>
           <w:sz w:val="22"/>
         </w:rPr>
@@ -847,6 +901,7 @@
         <w:rPr>
           <w:rFonts w:ascii="Avenir Next LT Pro" w:hAnsi="Avenir Next LT Pro"/>
           <w:b w:val="0"/>
+          <w:i w:val="0"/>
           <w:color w:val="1C4076"/>
           <w:sz w:val="22"/>
         </w:rPr>
@@ -862,6 +917,7 @@
         <w:rPr>
           <w:rFonts w:ascii="Avenir Next LT Pro" w:hAnsi="Avenir Next LT Pro"/>
           <w:b w:val="0"/>
+          <w:i w:val="0"/>
           <w:color w:val="1C4076"/>
           <w:sz w:val="22"/>
         </w:rPr>
@@ -877,6 +933,7 @@
         <w:rPr>
           <w:rFonts w:ascii="Avenir Next LT Pro" w:hAnsi="Avenir Next LT Pro"/>
           <w:b w:val="0"/>
+          <w:i w:val="0"/>
           <w:color w:val="1C4076"/>
           <w:sz w:val="22"/>
         </w:rPr>
@@ -892,6 +949,7 @@
         <w:rPr>
           <w:rFonts w:ascii="Avenir Next LT Pro" w:hAnsi="Avenir Next LT Pro"/>
           <w:b/>
+          <w:i w:val="0"/>
           <w:color w:val="1C4076"/>
           <w:sz w:val="22"/>
         </w:rPr>
@@ -901,6 +959,7 @@
         <w:rPr>
           <w:rFonts w:ascii="Avenir Next LT Pro" w:hAnsi="Avenir Next LT Pro"/>
           <w:b w:val="0"/>
+          <w:i w:val="0"/>
           <w:color w:val="1C4076"/>
           <w:sz w:val="22"/>
         </w:rPr>
@@ -916,6 +975,7 @@
         <w:rPr>
           <w:rFonts w:ascii="Avenir Next LT Pro" w:hAnsi="Avenir Next LT Pro"/>
           <w:b w:val="0"/>
+          <w:i w:val="0"/>
           <w:color w:val="1C4076"/>
           <w:sz w:val="22"/>
         </w:rPr>
@@ -931,6 +991,7 @@
         <w:rPr>
           <w:rFonts w:ascii="Avenir Next LT Pro" w:hAnsi="Avenir Next LT Pro"/>
           <w:b w:val="0"/>
+          <w:i w:val="0"/>
           <w:color w:val="1C4076"/>
           <w:sz w:val="22"/>
         </w:rPr>
@@ -946,6 +1007,7 @@
         <w:rPr>
           <w:rFonts w:ascii="Avenir Next LT Pro" w:hAnsi="Avenir Next LT Pro"/>
           <w:b w:val="0"/>
+          <w:i w:val="0"/>
           <w:color w:val="1C4076"/>
           <w:sz w:val="22"/>
         </w:rPr>
@@ -961,6 +1023,7 @@
         <w:rPr>
           <w:rFonts w:ascii="Avenir Next LT Pro" w:hAnsi="Avenir Next LT Pro"/>
           <w:b/>
+          <w:i w:val="0"/>
           <w:color w:val="1C4076"/>
           <w:sz w:val="28"/>
         </w:rPr>
@@ -976,6 +1039,7 @@
         <w:rPr>
           <w:rFonts w:ascii="Avenir Next LT Pro" w:hAnsi="Avenir Next LT Pro"/>
           <w:b w:val="0"/>
+          <w:i w:val="0"/>
           <w:color w:val="1C4076"/>
           <w:sz w:val="22"/>
         </w:rPr>
@@ -991,6 +1055,7 @@
         <w:rPr>
           <w:rFonts w:ascii="Avenir Next LT Pro" w:hAnsi="Avenir Next LT Pro"/>
           <w:b w:val="0"/>
+          <w:i w:val="0"/>
           <w:color w:val="1C4076"/>
           <w:sz w:val="22"/>
         </w:rPr>
@@ -1006,6 +1071,7 @@
         <w:rPr>
           <w:rFonts w:ascii="Avenir Next LT Pro" w:hAnsi="Avenir Next LT Pro"/>
           <w:b w:val="0"/>
+          <w:i w:val="0"/>
           <w:color w:val="1C4076"/>
           <w:sz w:val="22"/>
         </w:rPr>
@@ -1021,6 +1087,7 @@
         <w:rPr>
           <w:rFonts w:ascii="Avenir Next LT Pro" w:hAnsi="Avenir Next LT Pro"/>
           <w:b w:val="0"/>
+          <w:i w:val="0"/>
           <w:color w:val="1C4076"/>
           <w:sz w:val="22"/>
         </w:rPr>
@@ -1036,6 +1103,7 @@
         <w:rPr>
           <w:rFonts w:ascii="Avenir Next LT Pro" w:hAnsi="Avenir Next LT Pro"/>
           <w:b w:val="0"/>
+          <w:i w:val="0"/>
           <w:color w:val="1C4076"/>
           <w:sz w:val="22"/>
         </w:rPr>
@@ -1051,6 +1119,7 @@
         <w:rPr>
           <w:rFonts w:ascii="Avenir Next LT Pro" w:hAnsi="Avenir Next LT Pro"/>
           <w:b/>
+          <w:i w:val="0"/>
           <w:color w:val="1C4076"/>
           <w:sz w:val="22"/>
         </w:rPr>
@@ -1060,6 +1129,7 @@
         <w:rPr>
           <w:rFonts w:ascii="Avenir Next LT Pro" w:hAnsi="Avenir Next LT Pro"/>
           <w:b w:val="0"/>
+          <w:i w:val="0"/>
           <w:color w:val="1C4076"/>
           <w:sz w:val="22"/>
         </w:rPr>
@@ -1075,6 +1145,7 @@
         <w:rPr>
           <w:rFonts w:ascii="Avenir Next LT Pro" w:hAnsi="Avenir Next LT Pro"/>
           <w:b w:val="0"/>
+          <w:i w:val="0"/>
           <w:color w:val="1C4076"/>
           <w:sz w:val="22"/>
         </w:rPr>
@@ -1090,6 +1161,7 @@
         <w:rPr>
           <w:rFonts w:ascii="Avenir Next LT Pro" w:hAnsi="Avenir Next LT Pro"/>
           <w:b/>
+          <w:i w:val="0"/>
           <w:color w:val="1C4076"/>
           <w:sz w:val="22"/>
         </w:rPr>
@@ -1099,6 +1171,7 @@
         <w:rPr>
           <w:rFonts w:ascii="Avenir Next LT Pro" w:hAnsi="Avenir Next LT Pro"/>
           <w:b w:val="0"/>
+          <w:i w:val="0"/>
           <w:color w:val="1C4076"/>
           <w:sz w:val="22"/>
         </w:rPr>
@@ -1114,6 +1187,7 @@
         <w:rPr>
           <w:rFonts w:ascii="Avenir Next LT Pro" w:hAnsi="Avenir Next LT Pro"/>
           <w:b w:val="0"/>
+          <w:i w:val="0"/>
           <w:color w:val="1C4076"/>
           <w:sz w:val="22"/>
         </w:rPr>
@@ -1129,6 +1203,7 @@
         <w:rPr>
           <w:rFonts w:ascii="Avenir Next LT Pro" w:hAnsi="Avenir Next LT Pro"/>
           <w:b w:val="0"/>
+          <w:i w:val="0"/>
           <w:color w:val="1C4076"/>
           <w:sz w:val="22"/>
         </w:rPr>
@@ -1144,6 +1219,7 @@
         <w:rPr>
           <w:rFonts w:ascii="Avenir Next LT Pro" w:hAnsi="Avenir Next LT Pro"/>
           <w:b w:val="0"/>
+          <w:i w:val="0"/>
           <w:color w:val="1C4076"/>
           <w:sz w:val="22"/>
         </w:rPr>
@@ -1159,6 +1235,7 @@
         <w:rPr>
           <w:rFonts w:ascii="Avenir Next LT Pro" w:hAnsi="Avenir Next LT Pro"/>
           <w:b w:val="0"/>
+          <w:i w:val="0"/>
           <w:color w:val="1C4076"/>
           <w:sz w:val="22"/>
         </w:rPr>
@@ -1174,6 +1251,7 @@
         <w:rPr>
           <w:rFonts w:ascii="Avenir Next LT Pro" w:hAnsi="Avenir Next LT Pro"/>
           <w:b/>
+          <w:i w:val="0"/>
           <w:color w:val="1C4076"/>
           <w:sz w:val="28"/>
         </w:rPr>
@@ -1189,6 +1267,7 @@
         <w:rPr>
           <w:rFonts w:ascii="Avenir Next LT Pro" w:hAnsi="Avenir Next LT Pro"/>
           <w:b w:val="0"/>
+          <w:i w:val="0"/>
           <w:color w:val="1C4076"/>
           <w:sz w:val="22"/>
         </w:rPr>
@@ -1204,6 +1283,7 @@
         <w:rPr>
           <w:rFonts w:ascii="Avenir Next LT Pro" w:hAnsi="Avenir Next LT Pro"/>
           <w:b w:val="0"/>
+          <w:i w:val="0"/>
           <w:color w:val="1C4076"/>
           <w:sz w:val="22"/>
         </w:rPr>
@@ -1219,6 +1299,7 @@
         <w:rPr>
           <w:rFonts w:ascii="Avenir Next LT Pro" w:hAnsi="Avenir Next LT Pro"/>
           <w:b w:val="0"/>
+          <w:i w:val="0"/>
           <w:color w:val="1C4076"/>
           <w:sz w:val="22"/>
         </w:rPr>
@@ -1234,6 +1315,7 @@
         <w:rPr>
           <w:rFonts w:ascii="Avenir Next LT Pro" w:hAnsi="Avenir Next LT Pro"/>
           <w:b w:val="0"/>
+          <w:i w:val="0"/>
           <w:color w:val="1C4076"/>
           <w:sz w:val="22"/>
         </w:rPr>
@@ -1249,6 +1331,7 @@
         <w:rPr>
           <w:rFonts w:ascii="Avenir Next LT Pro" w:hAnsi="Avenir Next LT Pro"/>
           <w:b w:val="0"/>
+          <w:i w:val="0"/>
           <w:color w:val="1C4076"/>
           <w:sz w:val="22"/>
         </w:rPr>
@@ -1264,6 +1347,7 @@
         <w:rPr>
           <w:rFonts w:ascii="Avenir Next LT Pro" w:hAnsi="Avenir Next LT Pro"/>
           <w:b w:val="0"/>
+          <w:i w:val="0"/>
           <w:color w:val="1C4076"/>
           <w:sz w:val="22"/>
         </w:rPr>
@@ -1279,6 +1363,7 @@
         <w:rPr>
           <w:rFonts w:ascii="Avenir Next LT Pro" w:hAnsi="Avenir Next LT Pro"/>
           <w:b w:val="0"/>
+          <w:i w:val="0"/>
           <w:color w:val="1C4076"/>
           <w:sz w:val="22"/>
         </w:rPr>
@@ -1294,6 +1379,7 @@
         <w:rPr>
           <w:rFonts w:ascii="Avenir Next LT Pro" w:hAnsi="Avenir Next LT Pro"/>
           <w:b w:val="0"/>
+          <w:i w:val="0"/>
           <w:color w:val="1C4076"/>
           <w:sz w:val="22"/>
         </w:rPr>
@@ -1309,6 +1395,7 @@
         <w:rPr>
           <w:rFonts w:ascii="Avenir Next LT Pro" w:hAnsi="Avenir Next LT Pro"/>
           <w:b/>
+          <w:i w:val="0"/>
           <w:color w:val="1C4076"/>
           <w:sz w:val="22"/>
         </w:rPr>
@@ -1318,6 +1405,7 @@
         <w:rPr>
           <w:rFonts w:ascii="Avenir Next LT Pro" w:hAnsi="Avenir Next LT Pro"/>
           <w:b w:val="0"/>
+          <w:i w:val="0"/>
           <w:color w:val="1C4076"/>
           <w:sz w:val="22"/>
         </w:rPr>
@@ -1333,6 +1421,7 @@
         <w:rPr>
           <w:rFonts w:ascii="Avenir Next LT Pro" w:hAnsi="Avenir Next LT Pro"/>
           <w:b w:val="0"/>
+          <w:i w:val="0"/>
           <w:color w:val="1C4076"/>
           <w:sz w:val="22"/>
         </w:rPr>
@@ -1348,6 +1437,7 @@
         <w:rPr>
           <w:rFonts w:ascii="Avenir Next LT Pro" w:hAnsi="Avenir Next LT Pro"/>
           <w:b/>
+          <w:i w:val="0"/>
           <w:color w:val="1C4076"/>
           <w:sz w:val="22"/>
         </w:rPr>
@@ -1357,6 +1447,7 @@
         <w:rPr>
           <w:rFonts w:ascii="Avenir Next LT Pro" w:hAnsi="Avenir Next LT Pro"/>
           <w:b w:val="0"/>
+          <w:i w:val="0"/>
           <w:color w:val="1C4076"/>
           <w:sz w:val="22"/>
         </w:rPr>
@@ -1372,6 +1463,7 @@
         <w:rPr>
           <w:rFonts w:ascii="Avenir Next LT Pro" w:hAnsi="Avenir Next LT Pro"/>
           <w:b w:val="0"/>
+          <w:i w:val="0"/>
           <w:color w:val="1C4076"/>
           <w:sz w:val="22"/>
         </w:rPr>
@@ -1387,6 +1479,7 @@
         <w:rPr>
           <w:rFonts w:ascii="Avenir Next LT Pro" w:hAnsi="Avenir Next LT Pro"/>
           <w:b w:val="0"/>
+          <w:i w:val="0"/>
           <w:color w:val="1C4076"/>
           <w:sz w:val="22"/>
         </w:rPr>
@@ -1402,6 +1495,7 @@
         <w:rPr>
           <w:rFonts w:ascii="Avenir Next LT Pro" w:hAnsi="Avenir Next LT Pro"/>
           <w:b w:val="0"/>
+          <w:i w:val="0"/>
           <w:color w:val="1C4076"/>
           <w:sz w:val="22"/>
         </w:rPr>
@@ -1417,6 +1511,7 @@
         <w:rPr>
           <w:rFonts w:ascii="Avenir Next LT Pro" w:hAnsi="Avenir Next LT Pro"/>
           <w:b w:val="0"/>
+          <w:i w:val="0"/>
           <w:color w:val="1C4076"/>
           <w:sz w:val="22"/>
         </w:rPr>
@@ -1432,6 +1527,7 @@
         <w:rPr>
           <w:rFonts w:ascii="Avenir Next LT Pro" w:hAnsi="Avenir Next LT Pro"/>
           <w:b/>
+          <w:i w:val="0"/>
           <w:color w:val="1C4076"/>
           <w:sz w:val="22"/>
         </w:rPr>
@@ -1441,6 +1537,7 @@
         <w:rPr>
           <w:rFonts w:ascii="Avenir Next LT Pro" w:hAnsi="Avenir Next LT Pro"/>
           <w:b w:val="0"/>
+          <w:i w:val="0"/>
           <w:color w:val="1C4076"/>
           <w:sz w:val="22"/>
         </w:rPr>
@@ -1450,6 +1547,7 @@
         <w:rPr>
           <w:rFonts w:ascii="Avenir Next LT Pro" w:hAnsi="Avenir Next LT Pro"/>
           <w:b w:val="0"/>
+          <w:i w:val="0"/>
           <w:color w:val="1C4076"/>
           <w:sz w:val="22"/>
         </w:rPr>
@@ -1459,6 +1557,7 @@
         <w:rPr>
           <w:rFonts w:ascii="Avenir Next LT Pro" w:hAnsi="Avenir Next LT Pro"/>
           <w:b w:val="0"/>
+          <w:i w:val="0"/>
           <w:color w:val="1C4076"/>
           <w:sz w:val="22"/>
         </w:rPr>
@@ -1474,6 +1573,7 @@
         <w:rPr>
           <w:rFonts w:ascii="Avenir Next LT Pro" w:hAnsi="Avenir Next LT Pro"/>
           <w:b/>
+          <w:i w:val="0"/>
           <w:color w:val="1C4076"/>
           <w:sz w:val="22"/>
         </w:rPr>
@@ -1483,6 +1583,7 @@
         <w:rPr>
           <w:rFonts w:ascii="Avenir Next LT Pro" w:hAnsi="Avenir Next LT Pro"/>
           <w:b w:val="0"/>
+          <w:i w:val="0"/>
           <w:color w:val="1C4076"/>
           <w:sz w:val="22"/>
         </w:rPr>
@@ -1498,6 +1599,7 @@
         <w:rPr>
           <w:rFonts w:ascii="Avenir Next LT Pro" w:hAnsi="Avenir Next LT Pro"/>
           <w:b w:val="0"/>
+          <w:i w:val="0"/>
           <w:color w:val="1C4076"/>
           <w:sz w:val="22"/>
         </w:rPr>
@@ -1513,6 +1615,7 @@
         <w:rPr>
           <w:rFonts w:ascii="Avenir Next LT Pro" w:hAnsi="Avenir Next LT Pro"/>
           <w:b w:val="0"/>
+          <w:i w:val="0"/>
           <w:color w:val="1C4076"/>
           <w:sz w:val="22"/>
         </w:rPr>
@@ -1528,6 +1631,7 @@
         <w:rPr>
           <w:rFonts w:ascii="Avenir Next LT Pro" w:hAnsi="Avenir Next LT Pro"/>
           <w:b w:val="0"/>
+          <w:i w:val="0"/>
           <w:color w:val="1C4076"/>
           <w:sz w:val="22"/>
         </w:rPr>
@@ -1543,6 +1647,7 @@
         <w:rPr>
           <w:rFonts w:ascii="Avenir Next LT Pro" w:hAnsi="Avenir Next LT Pro"/>
           <w:b/>
+          <w:i w:val="0"/>
           <w:color w:val="1C4076"/>
           <w:sz w:val="28"/>
         </w:rPr>
@@ -1558,6 +1663,7 @@
         <w:rPr>
           <w:rFonts w:ascii="Avenir Next LT Pro" w:hAnsi="Avenir Next LT Pro"/>
           <w:b w:val="0"/>
+          <w:i w:val="0"/>
           <w:color w:val="1C4076"/>
           <w:sz w:val="22"/>
         </w:rPr>
@@ -1587,6 +1693,7 @@
               <w:rPr>
                 <w:rFonts w:ascii="Avenir Next LT Pro" w:hAnsi="Avenir Next LT Pro"/>
                 <w:b/>
+                <w:i w:val="0"/>
                 <w:color w:val="FFFFFF"/>
                 <w:sz w:val="20"/>
               </w:rPr>
@@ -1604,6 +1711,7 @@
               <w:rPr>
                 <w:rFonts w:ascii="Avenir Next LT Pro" w:hAnsi="Avenir Next LT Pro"/>
                 <w:b/>
+                <w:i w:val="0"/>
                 <w:color w:val="FFFFFF"/>
                 <w:sz w:val="20"/>
               </w:rPr>
@@ -1622,6 +1730,7 @@
               <w:rPr>
                 <w:rFonts w:ascii="Avenir Next LT Pro" w:hAnsi="Avenir Next LT Pro"/>
                 <w:b/>
+                <w:i w:val="0"/>
                 <w:color w:val="1C4076"/>
                 <w:sz w:val="18"/>
               </w:rPr>
@@ -1631,6 +1740,7 @@
               <w:rPr>
                 <w:rFonts w:ascii="Avenir Next LT Pro" w:hAnsi="Avenir Next LT Pro"/>
                 <w:b w:val="0"/>
+                <w:i w:val="0"/>
                 <w:color w:val="1C4076"/>
                 <w:sz w:val="18"/>
               </w:rPr>
@@ -1642,6 +1752,7 @@
               <w:rPr>
                 <w:rFonts w:ascii="Avenir Next LT Pro" w:hAnsi="Avenir Next LT Pro"/>
                 <w:b/>
+                <w:i w:val="0"/>
                 <w:color w:val="1C4076"/>
                 <w:sz w:val="18"/>
               </w:rPr>
@@ -1651,6 +1762,7 @@
               <w:rPr>
                 <w:rFonts w:ascii="Avenir Next LT Pro" w:hAnsi="Avenir Next LT Pro"/>
                 <w:b w:val="0"/>
+                <w:i w:val="0"/>
                 <w:color w:val="1C4076"/>
                 <w:sz w:val="18"/>
               </w:rPr>
@@ -1667,6 +1779,7 @@
               <w:rPr>
                 <w:rFonts w:ascii="Avenir Next LT Pro" w:hAnsi="Avenir Next LT Pro"/>
                 <w:b/>
+                <w:i w:val="0"/>
                 <w:color w:val="1C4076"/>
                 <w:sz w:val="18"/>
               </w:rPr>
@@ -1676,6 +1789,7 @@
               <w:rPr>
                 <w:rFonts w:ascii="Avenir Next LT Pro" w:hAnsi="Avenir Next LT Pro"/>
                 <w:b w:val="0"/>
+                <w:i w:val="0"/>
                 <w:color w:val="1C4076"/>
                 <w:sz w:val="18"/>
               </w:rPr>
@@ -1687,6 +1801,7 @@
               <w:rPr>
                 <w:rFonts w:ascii="Avenir Next LT Pro" w:hAnsi="Avenir Next LT Pro"/>
                 <w:b/>
+                <w:i w:val="0"/>
                 <w:color w:val="1C4076"/>
                 <w:sz w:val="18"/>
               </w:rPr>
@@ -1696,6 +1811,7 @@
               <w:rPr>
                 <w:rFonts w:ascii="Avenir Next LT Pro" w:hAnsi="Avenir Next LT Pro"/>
                 <w:b w:val="0"/>
+                <w:i w:val="0"/>
                 <w:color w:val="1C4076"/>
                 <w:sz w:val="18"/>
               </w:rPr>
@@ -1731,6 +1847,7 @@
       <w:rPr>
         <w:rFonts w:ascii="Avenir Next LT Pro" w:hAnsi="Avenir Next LT Pro"/>
         <w:b w:val="0"/>
+        <w:i w:val="0"/>
         <w:color w:val="1C4076"/>
         <w:sz w:val="16"/>
       </w:rPr>
@@ -1752,6 +1869,7 @@
       <w:rPr>
         <w:rFonts w:ascii="Avenir Next LT Pro" w:hAnsi="Avenir Next LT Pro"/>
         <w:b w:val="0"/>
+        <w:i w:val="0"/>
         <w:color w:val="1C4076"/>
         <w:sz w:val="16"/>
       </w:rPr>
@@ -1764,6 +1882,7 @@
       <w:rPr>
         <w:rFonts w:ascii="Avenir Next LT Pro" w:hAnsi="Avenir Next LT Pro"/>
         <w:b w:val="0"/>
+        <w:i w:val="0"/>
         <w:color w:val="1C4076"/>
         <w:sz w:val="16"/>
       </w:rPr>

--- a/docs/files/Travel_Policy_Implementation_Guidelines__Policy_2026-02.docx
+++ b/docs/files/Travel_Policy_Implementation_Guidelines__Policy_2026-02.docx
@@ -19,7 +19,7 @@
               <a:graphicData uri="http://schemas.openxmlformats.org/drawingml/2006/picture">
                 <pic:pic>
                   <pic:nvPicPr>
-                    <pic:cNvPr id="0" name="tmpsuz2_tjv.png"/>
+                    <pic:cNvPr id="0" name="tmpkbyi4du6.png"/>
                     <pic:cNvPicPr/>
                   </pic:nvPicPr>
                   <pic:blipFill>
